--- a/CÔNG TY TNHH LAN GUI FANG/GPKD.docx
+++ b/CÔNG TY TNHH LAN GUI FANG/GPKD.docx
@@ -165,13 +165,7 @@
         <w:rPr>
           <w:i/>
         </w:rPr>
-        <w:t xml:space="preserve">Đăng ký </w:t>
-      </w:r>
-      <w:r>
-        <w:rPr>
-          <w:i/>
-        </w:rPr>
-        <w:t>lần đầu: ngày 11 tháng 10 năm 2024</w:t>
+        <w:t>Đăng ký lần đầu: ngày 11 tháng 10 năm 2024</w:t>
       </w:r>
     </w:p>
     <w:p>
@@ -199,7 +193,10 @@
     </w:p>
     <w:p>
       <w:r>
-        <w:t>Tên công ty viết bằng tiếng Việt:  CÔNG TY TNHH LAN GUI FANG</w:t>
+        <w:t xml:space="preserve">Tên công ty viết bằng tiếng Việt:  </w:t>
+      </w:r>
+      <w:r>
+        <w:t>CÔNG TY TNHH LAN GUI FANG</w:t>
       </w:r>
     </w:p>
     <w:p>
@@ -228,13 +225,7 @@
         <w:rPr>
           <w:i/>
         </w:rPr>
-        <w:t>Số 3</w:t>
-      </w:r>
-      <w:r>
-        <w:rPr>
-          <w:i/>
-        </w:rPr>
-        <w:t xml:space="preserve">06, Đường Đồng Khởi, </w:t>
+        <w:t xml:space="preserve">Số 306, Đường Đồng Khởi, </w:t>
       </w:r>
       <w:r>
         <w:rPr>
@@ -274,12 +265,10 @@
         <w:rPr>
           <w:i/>
         </w:rPr>
-        <w:t>0968072974</w:t>
+        <w:t>0972396865</w:t>
       </w:r>
       <w:r>
         <w:tab/>
-      </w:r>
-      <w:r>
         <w:t xml:space="preserve">Fax:  </w:t>
       </w:r>
     </w:p>
@@ -290,12 +279,18 @@
         </w:tabs>
       </w:pPr>
       <w:r>
-        <w:t xml:space="preserve">Email:  </w:t>
+        <w:t>Email:</w:t>
+      </w:r>
+      <w:r>
+        <w:t xml:space="preserve"> congtylangguifan@gmail.com</w:t>
+      </w:r>
+      <w:bookmarkStart w:id="0" w:name="_GoBack"/>
+      <w:bookmarkEnd w:id="0"/>
+      <w:r>
+        <w:t xml:space="preserve">  </w:t>
       </w:r>
       <w:r>
         <w:tab/>
-      </w:r>
-      <w:r>
         <w:t xml:space="preserve">Website:  </w:t>
       </w:r>
     </w:p>
@@ -354,8 +349,6 @@
       </w:r>
       <w:r>
         <w:tab/>
-      </w:r>
-      <w:r>
         <w:t xml:space="preserve">Giới tính:  </w:t>
       </w:r>
       <w:r>
@@ -383,8 +376,6 @@
       </w:r>
       <w:r>
         <w:tab/>
-      </w:r>
-      <w:r>
         <w:t xml:space="preserve">Dân tộc:  </w:t>
       </w:r>
       <w:r>
@@ -395,8 +386,6 @@
       </w:r>
       <w:r>
         <w:tab/>
-      </w:r>
-      <w:r>
         <w:t xml:space="preserve">Quốc tịch:  </w:t>
       </w:r>
       <w:r>
@@ -445,8 +434,6 @@
       </w:r>
       <w:r>
         <w:tab/>
-      </w:r>
-      <w:r>
         <w:t xml:space="preserve">Nơi cấp:  </w:t>
       </w:r>
       <w:r>
@@ -454,17 +441,6 @@
           <w:i/>
         </w:rPr>
         <w:t>Cục cảnh sát quản lý hành chính về</w:t>
-      </w:r>
-    </w:p>
-    <w:p>
-      <w:r>
-        <w:t xml:space="preserve">Địa chỉ thường trú:  </w:t>
-      </w:r>
-      <w:r>
-        <w:rPr>
-          <w:i/>
-        </w:rPr>
-        <w:t>Thôn Tân sơn, Xã Gia Thủy, Huyện Nho quan, Tỉnh Ninh Bình, Việt Nam</w:t>
       </w:r>
     </w:p>
     <w:p>
@@ -480,8 +456,6 @@
       <w:r>
         <w:t>, Phường Bình Dương, Thành phố Hồ Chí Minh, Việt Nam</w:t>
       </w:r>
-      <w:bookmarkStart w:id="0" w:name="_GoBack"/>
-      <w:bookmarkEnd w:id="0"/>
     </w:p>
     <w:p>
       <w:pPr>
@@ -491,13 +465,7 @@
         <w:rPr>
           <w:rFonts w:ascii="Times New Roman" w:eastAsia="Times New Roman" w:hAnsi="Times New Roman"/>
         </w:rPr>
-        <w:t>5. Người đại diện theo</w:t>
-      </w:r>
-      <w:r>
-        <w:rPr>
-          <w:rFonts w:ascii="Times New Roman" w:eastAsia="Times New Roman" w:hAnsi="Times New Roman"/>
-        </w:rPr>
-        <w:t xml:space="preserve"> pháp luật của công ty</w:t>
+        <w:t>5. Người đại diện theo pháp luật của công ty</w:t>
       </w:r>
     </w:p>
     <w:p>
@@ -523,8 +491,6 @@
       </w:r>
       <w:r>
         <w:tab/>
-      </w:r>
-      <w:r>
         <w:t xml:space="preserve">Giới tính:  </w:t>
       </w:r>
       <w:r>
@@ -557,8 +523,6 @@
       </w:r>
       <w:r>
         <w:tab/>
-      </w:r>
-      <w:r>
         <w:t xml:space="preserve">Dân tộc:  </w:t>
       </w:r>
       <w:r>
@@ -569,8 +533,6 @@
       </w:r>
       <w:r>
         <w:tab/>
-      </w:r>
-      <w:r>
         <w:t xml:space="preserve">Quốc tịch:  </w:t>
       </w:r>
       <w:r>
@@ -593,10 +555,7 @@
     </w:p>
     <w:p>
       <w:r>
-        <w:t>Số giấy tờ pháp lý củ</w:t>
-      </w:r>
-      <w:r>
-        <w:t xml:space="preserve">a cá nhân:  </w:t>
+        <w:t xml:space="preserve">Số giấy tờ pháp lý của cá nhân:  </w:t>
       </w:r>
       <w:r>
         <w:rPr>
@@ -622,8 +581,6 @@
       </w:r>
       <w:r>
         <w:tab/>
-      </w:r>
-      <w:r>
         <w:t xml:space="preserve">Nơi cấp:  </w:t>
       </w:r>
       <w:r>
@@ -631,17 +588,6 @@
           <w:i/>
         </w:rPr>
         <w:t>Cục cảnh sát quản lý hành chính về trật tự xã hội</w:t>
-      </w:r>
-    </w:p>
-    <w:p>
-      <w:r>
-        <w:t xml:space="preserve">Địa chỉ thường trú:  </w:t>
-      </w:r>
-      <w:r>
-        <w:rPr>
-          <w:i/>
-        </w:rPr>
-        <w:t>Thôn Tân sơn, Xã Gia Thủy, Huyện Nho quan, Tỉnh Ninh Bình, Việt Nam</w:t>
       </w:r>
     </w:p>
     <w:p>
@@ -691,6 +637,25 @@
           <w:numId w:val="10"/>
         </w:numPr>
         <w:spacing w:after="0"/>
+        <w:rPr>
+          <w:i/>
+        </w:rPr>
+      </w:pPr>
+      <w:r>
+        <w:rPr>
+          <w:i/>
+        </w:rPr>
+        <w:t>Tăng vốn điều lệ lên 3 tỷ đồng</w:t>
+      </w:r>
+    </w:p>
+    <w:p>
+      <w:pPr>
+        <w:pStyle w:val="ListParagraph"/>
+        <w:numPr>
+          <w:ilvl w:val="0"/>
+          <w:numId w:val="10"/>
+        </w:numPr>
+        <w:spacing w:after="0"/>
       </w:pPr>
       <w:r>
         <w:t xml:space="preserve">Cập nhật </w:t>
@@ -715,16 +680,29 @@
         <w:spacing w:after="0"/>
       </w:pPr>
       <w:r>
+        <w:t xml:space="preserve">Cập nhật số điện thoại trụ sở: </w:t>
+      </w:r>
+      <w:r>
+        <w:t>0972396865</w:t>
+      </w:r>
+    </w:p>
+    <w:p>
+      <w:pPr>
+        <w:pStyle w:val="ListParagraph"/>
+        <w:numPr>
+          <w:ilvl w:val="0"/>
+          <w:numId w:val="10"/>
+        </w:numPr>
+        <w:spacing w:after="0"/>
+      </w:pPr>
+      <w:r>
         <w:t xml:space="preserve">Cập nhật địa chỉ bà </w:t>
       </w:r>
       <w:r>
         <w:t>NGUYỄN THỊ THU HƯƠNG</w:t>
       </w:r>
       <w:r>
-        <w:t xml:space="preserve"> </w:t>
-      </w:r>
-      <w:r>
-        <w:t>do sáp nhập tỉnh thành</w:t>
+        <w:t xml:space="preserve"> do sáp nhập tỉnh thành</w:t>
       </w:r>
       <w:r>
         <w:t xml:space="preserve">: </w:t>
@@ -748,6 +726,28 @@
       <w:r>
         <w:t>Cập nhật danh sách chủ sở hữu hưởng lợi</w:t>
       </w:r>
+    </w:p>
+    <w:p>
+      <w:pPr>
+        <w:pStyle w:val="ListParagraph"/>
+        <w:numPr>
+          <w:ilvl w:val="0"/>
+          <w:numId w:val="10"/>
+        </w:numPr>
+        <w:spacing w:after="0"/>
+      </w:pPr>
+      <w:r>
+        <w:t xml:space="preserve">Cập nhật ngành nghề theo </w:t>
+      </w:r>
+      <w:r>
+        <w:t>Quyết định số 36/2025/QĐ-TTg</w:t>
+      </w:r>
+    </w:p>
+    <w:p>
+      <w:pPr>
+        <w:pStyle w:val="ListParagraph"/>
+        <w:spacing w:after="0"/>
+      </w:pPr>
     </w:p>
     <w:p>
       <w:pPr>
@@ -12802,7 +12802,7 @@
 </file>
 
 <file path=customXml/itemProps1.xml><?xml version="1.0" encoding="utf-8"?>
-<ds:datastoreItem xmlns:ds="http://schemas.openxmlformats.org/officeDocument/2006/customXml" ds:itemID="{5C6115A3-CD86-4A7E-A806-EDEAF7FCFA03}">
+<ds:datastoreItem xmlns:ds="http://schemas.openxmlformats.org/officeDocument/2006/customXml" ds:itemID="{CE411A31-6394-4B9B-8C91-8880A7743049}">
   <ds:schemaRefs>
     <ds:schemaRef ds:uri="http://schemas.openxmlformats.org/officeDocument/2006/bibliography"/>
   </ds:schemaRefs>
